--- a/database/templates/POSGRADO/CONSTANCIA TERCIO SUPERIOR - POS.docx
+++ b/database/templates/POSGRADO/CONSTANCIA TERCIO SUPERIOR - POS.docx
@@ -1,6 +1,6 @@
 
 <file path=word/document.xml><?xml version="1.0" encoding="utf-8"?>
-<w:document xmlns:wpc="http://schemas.microsoft.com/office/word/2010/wordprocessingCanvas" xmlns:cx="http://schemas.microsoft.com/office/drawing/2014/chartex" xmlns:cx1="http://schemas.microsoft.com/office/drawing/2015/9/8/chartex" xmlns:cx2="http://schemas.microsoft.com/office/drawing/2015/10/21/chartex" xmlns:cx3="http://schemas.microsoft.com/office/drawing/2016/5/9/chartex" xmlns:cx4="http://schemas.microsoft.com/office/drawing/2016/5/10/chartex" xmlns:cx5="http://schemas.microsoft.com/office/drawing/2016/5/11/chartex" xmlns:cx6="http://schemas.microsoft.com/office/drawing/2016/5/12/chartex" xmlns:cx7="http://schemas.microsoft.com/office/drawing/2016/5/13/chartex" xmlns:cx8="http://schemas.microsoft.com/office/drawing/2016/5/14/chartex" xmlns:mc="http://schemas.openxmlformats.org/markup-compatibility/2006" xmlns:aink="http://schemas.microsoft.com/office/drawing/2016/ink" xmlns:am3d="http://schemas.microsoft.com/office/drawing/2017/model3d" xmlns:o="urn:schemas-microsoft-com:office:office" xmlns:r="http://schemas.openxmlformats.org/officeDocument/2006/relationships" xmlns:m="http://schemas.openxmlformats.org/officeDocument/2006/math" xmlns:v="urn:schemas-microsoft-com:vml" xmlns:wp14="http://schemas.microsoft.com/office/word/2010/wordprocessingDrawing" xmlns:wp="http://schemas.openxmlformats.org/drawingml/2006/wordprocessingDrawing" xmlns:w10="urn:schemas-microsoft-com:office:word" xmlns:w="http://schemas.openxmlformats.org/wordprocessingml/2006/main" xmlns:w14="http://schemas.microsoft.com/office/word/2010/wordml" xmlns:w15="http://schemas.microsoft.com/office/word/2012/wordml" xmlns:w16cex="http://schemas.microsoft.com/office/word/2018/wordml/cex" xmlns:w16cid="http://schemas.microsoft.com/office/word/2016/wordml/cid" xmlns:w16="http://schemas.microsoft.com/office/word/2018/wordml" xmlns:w16sdtdh="http://schemas.microsoft.com/office/word/2020/wordml/sdtdatahash" xmlns:w16se="http://schemas.microsoft.com/office/word/2015/wordml/symex" xmlns:wpg="http://schemas.microsoft.com/office/word/2010/wordprocessingGroup" xmlns:wpi="http://schemas.microsoft.com/office/word/2010/wordprocessingInk" xmlns:wne="http://schemas.microsoft.com/office/word/2006/wordml" xmlns:wps="http://schemas.microsoft.com/office/word/2010/wordprocessingShape" mc:Ignorable="w14 w15 w16se w16cid w16 w16cex w16sdtdh wp14">
+<w:document xmlns:wpc="http://schemas.microsoft.com/office/word/2010/wordprocessingCanvas" xmlns:cx="http://schemas.microsoft.com/office/drawing/2014/chartex" xmlns:cx1="http://schemas.microsoft.com/office/drawing/2015/9/8/chartex" xmlns:cx2="http://schemas.microsoft.com/office/drawing/2015/10/21/chartex" xmlns:cx3="http://schemas.microsoft.com/office/drawing/2016/5/9/chartex" xmlns:cx4="http://schemas.microsoft.com/office/drawing/2016/5/10/chartex" xmlns:cx5="http://schemas.microsoft.com/office/drawing/2016/5/11/chartex" xmlns:cx6="http://schemas.microsoft.com/office/drawing/2016/5/12/chartex" xmlns:cx7="http://schemas.microsoft.com/office/drawing/2016/5/13/chartex" xmlns:cx8="http://schemas.microsoft.com/office/drawing/2016/5/14/chartex" xmlns:mc="http://schemas.openxmlformats.org/markup-compatibility/2006" xmlns:aink="http://schemas.microsoft.com/office/drawing/2016/ink" xmlns:am3d="http://schemas.microsoft.com/office/drawing/2017/model3d" xmlns:o="urn:schemas-microsoft-com:office:office" xmlns:oel="http://schemas.microsoft.com/office/2019/extlst" xmlns:r="http://schemas.openxmlformats.org/officeDocument/2006/relationships" xmlns:m="http://schemas.openxmlformats.org/officeDocument/2006/math" xmlns:v="urn:schemas-microsoft-com:vml" xmlns:wp14="http://schemas.microsoft.com/office/word/2010/wordprocessingDrawing" xmlns:wp="http://schemas.openxmlformats.org/drawingml/2006/wordprocessingDrawing" xmlns:w10="urn:schemas-microsoft-com:office:word" xmlns:w="http://schemas.openxmlformats.org/wordprocessingml/2006/main" xmlns:w14="http://schemas.microsoft.com/office/word/2010/wordml" xmlns:w15="http://schemas.microsoft.com/office/word/2012/wordml" xmlns:w16cex="http://schemas.microsoft.com/office/word/2018/wordml/cex" xmlns:w16cid="http://schemas.microsoft.com/office/word/2016/wordml/cid" xmlns:w16="http://schemas.microsoft.com/office/word/2018/wordml" xmlns:w16du="http://schemas.microsoft.com/office/word/2023/wordml/word16du" xmlns:w16sdtdh="http://schemas.microsoft.com/office/word/2020/wordml/sdtdatahash" xmlns:w16sdtfl="http://schemas.microsoft.com/office/word/2024/wordml/sdtformatlock" xmlns:w16se="http://schemas.microsoft.com/office/word/2015/wordml/symex" xmlns:wpg="http://schemas.microsoft.com/office/word/2010/wordprocessingGroup" xmlns:wpi="http://schemas.microsoft.com/office/word/2010/wordprocessingInk" xmlns:wne="http://schemas.microsoft.com/office/word/2006/wordml" xmlns:wps="http://schemas.microsoft.com/office/word/2010/wordprocessingShape" mc:Ignorable="w14 w15 w16se w16cid w16 w16cex w16sdtdh w16sdtfl w16du wp14">
   <w:body>
     <w:p>
       <w:pPr>
@@ -93,7 +93,6 @@
           <w:b/>
           <w:sz w:val="16"/>
           <w:szCs w:val="12"/>
-          <w:lang w:val="en-US"/>
         </w:rPr>
       </w:pPr>
       <w:r>
@@ -102,29 +101,8 @@
           <w:b/>
           <w:sz w:val="16"/>
           <w:szCs w:val="12"/>
-          <w:lang w:val="en-US"/>
-        </w:rPr>
-        <w:t xml:space="preserve">CDTS N° 00001 - 2026 R.A./UPRIT </w:t>
-      </w:r>
-      <w:r>
-        <w:rPr>
-          <w:rFonts w:ascii="Arial" w:hAnsi="Arial" w:cs="Arial"/>
-          <w:b/>
-          <w:sz w:val="16"/>
-          <w:szCs w:val="12"/>
-          <w:lang w:val="en-US"/>
-        </w:rPr>
-        <w:t>–</w:t>
-      </w:r>
-      <w:r>
-        <w:rPr>
-          <w:rFonts w:ascii="Arial" w:hAnsi="Arial" w:cs="Arial"/>
-          <w:b/>
-          <w:sz w:val="16"/>
-          <w:szCs w:val="12"/>
-          <w:lang w:val="en-US"/>
-        </w:rPr>
-        <w:t xml:space="preserve"> PG</w:t>
+        </w:rPr>
+        <w:t>${correlativo_documento}</w:t>
       </w:r>
       <w:sdt>
         <w:sdtPr>
@@ -140,7 +118,6 @@
             <w:docPartGallery w:val="Watermarks"/>
           </w:docPartObj>
         </w:sdtPr>
-        <w:sdtEndPr/>
         <w:sdtContent/>
       </w:sdt>
     </w:p>
@@ -219,7 +196,15 @@
           <w:sz w:val="26"/>
           <w:szCs w:val="26"/>
         </w:rPr>
-        <w:t xml:space="preserve"> Trujillo deja constancia que el señor</w:t>
+        <w:t xml:space="preserve"> Trujillo deja constancia que </w:t>
+      </w:r>
+      <w:r>
+        <w:rPr>
+          <w:rFonts w:ascii="Arial" w:hAnsi="Arial" w:cs="Arial"/>
+          <w:sz w:val="26"/>
+          <w:szCs w:val="26"/>
+        </w:rPr>
+        <w:t>${titulo_cortesia}</w:t>
       </w:r>
       <w:r>
         <w:rPr>
@@ -236,7 +221,7 @@
           <w:sz w:val="26"/>
           <w:szCs w:val="26"/>
         </w:rPr>
-        <w:t>XXXXXXXXXXXX</w:t>
+        <w:t>${apellidos_nombres}</w:t>
       </w:r>
       <w:r>
         <w:rPr>
@@ -252,25 +237,15 @@
           <w:sz w:val="26"/>
           <w:szCs w:val="26"/>
         </w:rPr>
-        <w:t xml:space="preserve"> DNI </w:t>
-      </w:r>
-      <w:proofErr w:type="spellStart"/>
-      <w:r>
-        <w:rPr>
-          <w:rFonts w:ascii="Arial" w:hAnsi="Arial" w:cs="Arial"/>
-          <w:sz w:val="26"/>
-          <w:szCs w:val="26"/>
-        </w:rPr>
-        <w:t>N°</w:t>
-      </w:r>
-      <w:proofErr w:type="spellEnd"/>
-      <w:r>
-        <w:rPr>
-          <w:rFonts w:ascii="Arial" w:hAnsi="Arial" w:cs="Arial"/>
-          <w:sz w:val="26"/>
-          <w:szCs w:val="26"/>
-        </w:rPr>
-        <w:t xml:space="preserve"> XXXXXX</w:t>
+        <w:t xml:space="preserve"> DNI N° </w:t>
+      </w:r>
+      <w:r>
+        <w:rPr>
+          <w:rFonts w:ascii="Arial" w:hAnsi="Arial" w:cs="Arial"/>
+          <w:sz w:val="26"/>
+          <w:szCs w:val="26"/>
+        </w:rPr>
+        <w:t>${dni}</w:t>
       </w:r>
       <w:r>
         <w:rPr>
@@ -294,25 +269,23 @@
           <w:sz w:val="26"/>
           <w:szCs w:val="26"/>
         </w:rPr>
+        <w:t xml:space="preserve"> N°</w:t>
+      </w:r>
+      <w:r>
+        <w:rPr>
+          <w:rFonts w:ascii="Arial" w:hAnsi="Arial" w:cs="Arial"/>
+          <w:sz w:val="26"/>
+          <w:szCs w:val="26"/>
+        </w:rPr>
         <w:t xml:space="preserve"> </w:t>
       </w:r>
-      <w:proofErr w:type="spellStart"/>
-      <w:r>
-        <w:rPr>
-          <w:rFonts w:ascii="Arial" w:hAnsi="Arial" w:cs="Arial"/>
-          <w:sz w:val="26"/>
-          <w:szCs w:val="26"/>
-        </w:rPr>
-        <w:t>N°</w:t>
-      </w:r>
-      <w:proofErr w:type="spellEnd"/>
-      <w:r>
-        <w:rPr>
-          <w:rFonts w:ascii="Arial" w:hAnsi="Arial" w:cs="Arial"/>
-          <w:sz w:val="26"/>
-          <w:szCs w:val="26"/>
-        </w:rPr>
-        <w:t xml:space="preserve"> XXXXXXX</w:t>
+      <w:r>
+        <w:rPr>
+          <w:rFonts w:ascii="Arial" w:hAnsi="Arial" w:cs="Arial"/>
+          <w:sz w:val="26"/>
+          <w:szCs w:val="26"/>
+        </w:rPr>
+        <w:t>${codigo_estudiante}</w:t>
       </w:r>
       <w:r>
         <w:rPr>
@@ -378,7 +351,7 @@
           <w:sz w:val="26"/>
           <w:szCs w:val="26"/>
         </w:rPr>
-        <w:t>XXXXXXXXX</w:t>
+        <w:t>${nombre_programa}</w:t>
       </w:r>
       <w:r>
         <w:rPr>
@@ -416,11 +389,11 @@
         <w:tblLook w:val="04A0" w:firstRow="1" w:lastRow="0" w:firstColumn="1" w:lastColumn="0" w:noHBand="0" w:noVBand="1"/>
       </w:tblPr>
       <w:tblGrid>
-        <w:gridCol w:w="2073"/>
-        <w:gridCol w:w="1342"/>
-        <w:gridCol w:w="1802"/>
-        <w:gridCol w:w="1709"/>
-        <w:gridCol w:w="1902"/>
+        <w:gridCol w:w="1914"/>
+        <w:gridCol w:w="1567"/>
+        <w:gridCol w:w="2253"/>
+        <w:gridCol w:w="1631"/>
+        <w:gridCol w:w="1463"/>
       </w:tblGrid>
       <w:tr>
         <w:tc>
@@ -564,16 +537,14 @@
                 <w:szCs w:val="24"/>
               </w:rPr>
             </w:pPr>
-            <w:proofErr w:type="spellStart"/>
             <w:r>
               <w:rPr>
                 <w:rFonts w:ascii="Arial" w:hAnsi="Arial" w:cs="Arial"/>
                 <w:sz w:val="24"/>
                 <w:szCs w:val="24"/>
               </w:rPr>
-              <w:t>xxxxxxx</w:t>
+              <w:t>${semestres_rango}</w:t>
             </w:r>
-            <w:proofErr w:type="spellEnd"/>
           </w:p>
         </w:tc>
         <w:tc>
@@ -591,16 +562,14 @@
                 <w:szCs w:val="24"/>
               </w:rPr>
             </w:pPr>
-            <w:proofErr w:type="spellStart"/>
             <w:r>
               <w:rPr>
                 <w:rFonts w:ascii="Arial" w:hAnsi="Arial" w:cs="Arial"/>
                 <w:sz w:val="24"/>
                 <w:szCs w:val="24"/>
               </w:rPr>
-              <w:t>xx</w:t>
+              <w:t>${orden_merito}</w:t>
             </w:r>
-            <w:proofErr w:type="spellEnd"/>
           </w:p>
         </w:tc>
         <w:tc>
@@ -618,16 +587,14 @@
                 <w:szCs w:val="24"/>
               </w:rPr>
             </w:pPr>
-            <w:proofErr w:type="spellStart"/>
             <w:r>
               <w:rPr>
                 <w:rFonts w:ascii="Arial" w:hAnsi="Arial" w:cs="Arial"/>
                 <w:sz w:val="24"/>
                 <w:szCs w:val="24"/>
               </w:rPr>
-              <w:t>xx</w:t>
+              <w:t>${promedio_ponderado}</w:t>
             </w:r>
-            <w:proofErr w:type="spellEnd"/>
           </w:p>
         </w:tc>
         <w:tc>
@@ -645,16 +612,14 @@
                 <w:szCs w:val="24"/>
               </w:rPr>
             </w:pPr>
-            <w:proofErr w:type="spellStart"/>
             <w:r>
               <w:rPr>
                 <w:rFonts w:ascii="Arial" w:hAnsi="Arial" w:cs="Arial"/>
                 <w:sz w:val="24"/>
                 <w:szCs w:val="24"/>
               </w:rPr>
-              <w:t>xx</w:t>
+              <w:t>${total_alumnos}</w:t>
             </w:r>
-            <w:proofErr w:type="spellEnd"/>
           </w:p>
         </w:tc>
         <w:tc>
@@ -785,11 +750,12 @@
       <w:r>
         <w:rPr>
           <w:rFonts w:ascii="Arial" w:hAnsi="Arial" w:cs="Arial"/>
+          <w:noProof/>
           <w:sz w:val="26"/>
           <w:szCs w:val="26"/>
         </w:rPr>
         <w:drawing>
-          <wp:anchor distT="0" distB="0" distL="114300" distR="114300" simplePos="0" relativeHeight="251662336" behindDoc="0" locked="0" layoutInCell="1" allowOverlap="1" wp14:anchorId="2B4C70E4" wp14:editId="43EF98FE">
+          <wp:anchor distT="0" distB="0" distL="114300" distR="114300" simplePos="0" relativeHeight="251662336" behindDoc="0" locked="0" layoutInCell="1" allowOverlap="1" wp14:anchorId="2B4C70E4" wp14:editId="092AA03D">
             <wp:simplePos x="0" y="0"/>
             <wp:positionH relativeFrom="margin">
               <wp:posOffset>1998980</wp:posOffset>
@@ -879,11 +845,12 @@
       <w:r>
         <w:rPr>
           <w:rFonts w:ascii="Arial" w:hAnsi="Arial" w:cs="Arial"/>
+          <w:noProof/>
           <w:sz w:val="26"/>
           <w:szCs w:val="26"/>
         </w:rPr>
         <w:drawing>
-          <wp:anchor distT="0" distB="0" distL="114300" distR="114300" simplePos="0" relativeHeight="251661312" behindDoc="0" locked="0" layoutInCell="1" allowOverlap="1" wp14:anchorId="367F4D48" wp14:editId="4C2B2F85">
+          <wp:anchor distT="0" distB="0" distL="114300" distR="114300" simplePos="0" relativeHeight="251661312" behindDoc="0" locked="0" layoutInCell="1" allowOverlap="1" wp14:anchorId="367F4D48" wp14:editId="1E1E3D84">
             <wp:simplePos x="0" y="0"/>
             <wp:positionH relativeFrom="column">
               <wp:posOffset>685800</wp:posOffset>
@@ -971,23 +938,15 @@
           <w:sz w:val="26"/>
           <w:szCs w:val="26"/>
         </w:rPr>
-        <w:t>Trujillo, XX de XXXX</w:t>
-      </w:r>
-      <w:r>
-        <w:rPr>
-          <w:rFonts w:ascii="Arial" w:hAnsi="Arial" w:cs="Arial"/>
-          <w:sz w:val="26"/>
-          <w:szCs w:val="26"/>
-        </w:rPr>
-        <w:t xml:space="preserve"> del 202</w:t>
-      </w:r>
-      <w:r>
-        <w:rPr>
-          <w:rFonts w:ascii="Arial" w:hAnsi="Arial" w:cs="Arial"/>
-          <w:sz w:val="26"/>
-          <w:szCs w:val="26"/>
-        </w:rPr>
-        <w:t>X</w:t>
+        <w:t xml:space="preserve">Trujillo, </w:t>
+      </w:r>
+      <w:r>
+        <w:rPr>
+          <w:rFonts w:ascii="Arial" w:hAnsi="Arial" w:cs="Arial"/>
+          <w:sz w:val="26"/>
+          <w:szCs w:val="26"/>
+        </w:rPr>
+        <w:t>${fecha_emision}</w:t>
       </w:r>
     </w:p>
     <w:p>
@@ -1186,7 +1145,7 @@
 </file>
 
 <file path=word/endnotes.xml><?xml version="1.0" encoding="utf-8"?>
-<w:endnotes xmlns:wpc="http://schemas.microsoft.com/office/word/2010/wordprocessingCanvas" xmlns:cx="http://schemas.microsoft.com/office/drawing/2014/chartex" xmlns:cx1="http://schemas.microsoft.com/office/drawing/2015/9/8/chartex" xmlns:cx2="http://schemas.microsoft.com/office/drawing/2015/10/21/chartex" xmlns:cx3="http://schemas.microsoft.com/office/drawing/2016/5/9/chartex" xmlns:cx4="http://schemas.microsoft.com/office/drawing/2016/5/10/chartex" xmlns:cx5="http://schemas.microsoft.com/office/drawing/2016/5/11/chartex" xmlns:cx6="http://schemas.microsoft.com/office/drawing/2016/5/12/chartex" xmlns:cx7="http://schemas.microsoft.com/office/drawing/2016/5/13/chartex" xmlns:cx8="http://schemas.microsoft.com/office/drawing/2016/5/14/chartex" xmlns:mc="http://schemas.openxmlformats.org/markup-compatibility/2006" xmlns:aink="http://schemas.microsoft.com/office/drawing/2016/ink" xmlns:am3d="http://schemas.microsoft.com/office/drawing/2017/model3d" xmlns:o="urn:schemas-microsoft-com:office:office" xmlns:r="http://schemas.openxmlformats.org/officeDocument/2006/relationships" xmlns:m="http://schemas.openxmlformats.org/officeDocument/2006/math" xmlns:v="urn:schemas-microsoft-com:vml" xmlns:wp14="http://schemas.microsoft.com/office/word/2010/wordprocessingDrawing" xmlns:wp="http://schemas.openxmlformats.org/drawingml/2006/wordprocessingDrawing" xmlns:w10="urn:schemas-microsoft-com:office:word" xmlns:w="http://schemas.openxmlformats.org/wordprocessingml/2006/main" xmlns:w14="http://schemas.microsoft.com/office/word/2010/wordml" xmlns:w15="http://schemas.microsoft.com/office/word/2012/wordml" xmlns:w16cex="http://schemas.microsoft.com/office/word/2018/wordml/cex" xmlns:w16cid="http://schemas.microsoft.com/office/word/2016/wordml/cid" xmlns:w16="http://schemas.microsoft.com/office/word/2018/wordml" xmlns:w16sdtdh="http://schemas.microsoft.com/office/word/2020/wordml/sdtdatahash" xmlns:w16se="http://schemas.microsoft.com/office/word/2015/wordml/symex" xmlns:wpg="http://schemas.microsoft.com/office/word/2010/wordprocessingGroup" xmlns:wpi="http://schemas.microsoft.com/office/word/2010/wordprocessingInk" xmlns:wne="http://schemas.microsoft.com/office/word/2006/wordml" xmlns:wps="http://schemas.microsoft.com/office/word/2010/wordprocessingShape" mc:Ignorable="w14 w15 w16se w16cid w16 w16cex w16sdtdh wp14">
+<w:endnotes xmlns:wpc="http://schemas.microsoft.com/office/word/2010/wordprocessingCanvas" xmlns:cx="http://schemas.microsoft.com/office/drawing/2014/chartex" xmlns:cx1="http://schemas.microsoft.com/office/drawing/2015/9/8/chartex" xmlns:cx2="http://schemas.microsoft.com/office/drawing/2015/10/21/chartex" xmlns:cx3="http://schemas.microsoft.com/office/drawing/2016/5/9/chartex" xmlns:cx4="http://schemas.microsoft.com/office/drawing/2016/5/10/chartex" xmlns:cx5="http://schemas.microsoft.com/office/drawing/2016/5/11/chartex" xmlns:cx6="http://schemas.microsoft.com/office/drawing/2016/5/12/chartex" xmlns:cx7="http://schemas.microsoft.com/office/drawing/2016/5/13/chartex" xmlns:cx8="http://schemas.microsoft.com/office/drawing/2016/5/14/chartex" xmlns:mc="http://schemas.openxmlformats.org/markup-compatibility/2006" xmlns:aink="http://schemas.microsoft.com/office/drawing/2016/ink" xmlns:am3d="http://schemas.microsoft.com/office/drawing/2017/model3d" xmlns:o="urn:schemas-microsoft-com:office:office" xmlns:oel="http://schemas.microsoft.com/office/2019/extlst" xmlns:r="http://schemas.openxmlformats.org/officeDocument/2006/relationships" xmlns:m="http://schemas.openxmlformats.org/officeDocument/2006/math" xmlns:v="urn:schemas-microsoft-com:vml" xmlns:wp14="http://schemas.microsoft.com/office/word/2010/wordprocessingDrawing" xmlns:wp="http://schemas.openxmlformats.org/drawingml/2006/wordprocessingDrawing" xmlns:w10="urn:schemas-microsoft-com:office:word" xmlns:w="http://schemas.openxmlformats.org/wordprocessingml/2006/main" xmlns:w14="http://schemas.microsoft.com/office/word/2010/wordml" xmlns:w15="http://schemas.microsoft.com/office/word/2012/wordml" xmlns:w16cex="http://schemas.microsoft.com/office/word/2018/wordml/cex" xmlns:w16cid="http://schemas.microsoft.com/office/word/2016/wordml/cid" xmlns:w16="http://schemas.microsoft.com/office/word/2018/wordml" xmlns:w16du="http://schemas.microsoft.com/office/word/2023/wordml/word16du" xmlns:w16sdtdh="http://schemas.microsoft.com/office/word/2020/wordml/sdtdatahash" xmlns:w16sdtfl="http://schemas.microsoft.com/office/word/2024/wordml/sdtformatlock" xmlns:w16se="http://schemas.microsoft.com/office/word/2015/wordml/symex" xmlns:wpg="http://schemas.microsoft.com/office/word/2010/wordprocessingGroup" xmlns:wpi="http://schemas.microsoft.com/office/word/2010/wordprocessingInk" xmlns:wne="http://schemas.microsoft.com/office/word/2006/wordml" xmlns:wps="http://schemas.microsoft.com/office/word/2010/wordprocessingShape" mc:Ignorable="w14 w15 w16se w16cid w16 w16cex w16sdtdh w16sdtfl w16du wp14">
   <w:endnote w:type="separator" w:id="-1">
     <w:p>
       <w:pPr>
@@ -1211,7 +1170,7 @@
 </file>
 
 <file path=word/footer1.xml><?xml version="1.0" encoding="utf-8"?>
-<w:ftr xmlns:wpc="http://schemas.microsoft.com/office/word/2010/wordprocessingCanvas" xmlns:cx="http://schemas.microsoft.com/office/drawing/2014/chartex" xmlns:cx1="http://schemas.microsoft.com/office/drawing/2015/9/8/chartex" xmlns:cx2="http://schemas.microsoft.com/office/drawing/2015/10/21/chartex" xmlns:cx3="http://schemas.microsoft.com/office/drawing/2016/5/9/chartex" xmlns:cx4="http://schemas.microsoft.com/office/drawing/2016/5/10/chartex" xmlns:cx5="http://schemas.microsoft.com/office/drawing/2016/5/11/chartex" xmlns:cx6="http://schemas.microsoft.com/office/drawing/2016/5/12/chartex" xmlns:cx7="http://schemas.microsoft.com/office/drawing/2016/5/13/chartex" xmlns:cx8="http://schemas.microsoft.com/office/drawing/2016/5/14/chartex" xmlns:mc="http://schemas.openxmlformats.org/markup-compatibility/2006" xmlns:aink="http://schemas.microsoft.com/office/drawing/2016/ink" xmlns:am3d="http://schemas.microsoft.com/office/drawing/2017/model3d" xmlns:o="urn:schemas-microsoft-com:office:office" xmlns:r="http://schemas.openxmlformats.org/officeDocument/2006/relationships" xmlns:m="http://schemas.openxmlformats.org/officeDocument/2006/math" xmlns:v="urn:schemas-microsoft-com:vml" xmlns:wp14="http://schemas.microsoft.com/office/word/2010/wordprocessingDrawing" xmlns:wp="http://schemas.openxmlformats.org/drawingml/2006/wordprocessingDrawing" xmlns:w10="urn:schemas-microsoft-com:office:word" xmlns:w="http://schemas.openxmlformats.org/wordprocessingml/2006/main" xmlns:w14="http://schemas.microsoft.com/office/word/2010/wordml" xmlns:w15="http://schemas.microsoft.com/office/word/2012/wordml" xmlns:w16cex="http://schemas.microsoft.com/office/word/2018/wordml/cex" xmlns:w16cid="http://schemas.microsoft.com/office/word/2016/wordml/cid" xmlns:w16="http://schemas.microsoft.com/office/word/2018/wordml" xmlns:w16sdtdh="http://schemas.microsoft.com/office/word/2020/wordml/sdtdatahash" xmlns:w16se="http://schemas.microsoft.com/office/word/2015/wordml/symex" xmlns:wpg="http://schemas.microsoft.com/office/word/2010/wordprocessingGroup" xmlns:wpi="http://schemas.microsoft.com/office/word/2010/wordprocessingInk" xmlns:wne="http://schemas.microsoft.com/office/word/2006/wordml" xmlns:wps="http://schemas.microsoft.com/office/word/2010/wordprocessingShape" mc:Ignorable="w14 w15 w16se w16cid w16 w16cex w16sdtdh wp14">
+<w:ftr xmlns:wpc="http://schemas.microsoft.com/office/word/2010/wordprocessingCanvas" xmlns:cx="http://schemas.microsoft.com/office/drawing/2014/chartex" xmlns:cx1="http://schemas.microsoft.com/office/drawing/2015/9/8/chartex" xmlns:cx2="http://schemas.microsoft.com/office/drawing/2015/10/21/chartex" xmlns:cx3="http://schemas.microsoft.com/office/drawing/2016/5/9/chartex" xmlns:cx4="http://schemas.microsoft.com/office/drawing/2016/5/10/chartex" xmlns:cx5="http://schemas.microsoft.com/office/drawing/2016/5/11/chartex" xmlns:cx6="http://schemas.microsoft.com/office/drawing/2016/5/12/chartex" xmlns:cx7="http://schemas.microsoft.com/office/drawing/2016/5/13/chartex" xmlns:cx8="http://schemas.microsoft.com/office/drawing/2016/5/14/chartex" xmlns:mc="http://schemas.openxmlformats.org/markup-compatibility/2006" xmlns:aink="http://schemas.microsoft.com/office/drawing/2016/ink" xmlns:am3d="http://schemas.microsoft.com/office/drawing/2017/model3d" xmlns:o="urn:schemas-microsoft-com:office:office" xmlns:oel="http://schemas.microsoft.com/office/2019/extlst" xmlns:r="http://schemas.openxmlformats.org/officeDocument/2006/relationships" xmlns:m="http://schemas.openxmlformats.org/officeDocument/2006/math" xmlns:v="urn:schemas-microsoft-com:vml" xmlns:wp14="http://schemas.microsoft.com/office/word/2010/wordprocessingDrawing" xmlns:wp="http://schemas.openxmlformats.org/drawingml/2006/wordprocessingDrawing" xmlns:w10="urn:schemas-microsoft-com:office:word" xmlns:w="http://schemas.openxmlformats.org/wordprocessingml/2006/main" xmlns:w14="http://schemas.microsoft.com/office/word/2010/wordml" xmlns:w15="http://schemas.microsoft.com/office/word/2012/wordml" xmlns:w16cex="http://schemas.microsoft.com/office/word/2018/wordml/cex" xmlns:w16cid="http://schemas.microsoft.com/office/word/2016/wordml/cid" xmlns:w16="http://schemas.microsoft.com/office/word/2018/wordml" xmlns:w16du="http://schemas.microsoft.com/office/word/2023/wordml/word16du" xmlns:w16sdtdh="http://schemas.microsoft.com/office/word/2020/wordml/sdtdatahash" xmlns:w16sdtfl="http://schemas.microsoft.com/office/word/2024/wordml/sdtformatlock" xmlns:w16se="http://schemas.microsoft.com/office/word/2015/wordml/symex" xmlns:wpg="http://schemas.microsoft.com/office/word/2010/wordprocessingGroup" xmlns:wpi="http://schemas.microsoft.com/office/word/2010/wordprocessingInk" xmlns:wne="http://schemas.microsoft.com/office/word/2006/wordml" xmlns:wps="http://schemas.microsoft.com/office/word/2010/wordprocessingShape" mc:Ignorable="w14 w15 w16se w16cid w16 w16cex w16sdtdh w16sdtfl w16du wp14">
   <w:p>
     <w:pPr>
       <w:pStyle w:val="Piedepgina"/>
@@ -1221,7 +1180,7 @@
 </file>
 
 <file path=word/footer2.xml><?xml version="1.0" encoding="utf-8"?>
-<w:ftr xmlns:wpc="http://schemas.microsoft.com/office/word/2010/wordprocessingCanvas" xmlns:cx="http://schemas.microsoft.com/office/drawing/2014/chartex" xmlns:cx1="http://schemas.microsoft.com/office/drawing/2015/9/8/chartex" xmlns:cx2="http://schemas.microsoft.com/office/drawing/2015/10/21/chartex" xmlns:cx3="http://schemas.microsoft.com/office/drawing/2016/5/9/chartex" xmlns:cx4="http://schemas.microsoft.com/office/drawing/2016/5/10/chartex" xmlns:cx5="http://schemas.microsoft.com/office/drawing/2016/5/11/chartex" xmlns:cx6="http://schemas.microsoft.com/office/drawing/2016/5/12/chartex" xmlns:cx7="http://schemas.microsoft.com/office/drawing/2016/5/13/chartex" xmlns:cx8="http://schemas.microsoft.com/office/drawing/2016/5/14/chartex" xmlns:mc="http://schemas.openxmlformats.org/markup-compatibility/2006" xmlns:aink="http://schemas.microsoft.com/office/drawing/2016/ink" xmlns:am3d="http://schemas.microsoft.com/office/drawing/2017/model3d" xmlns:o="urn:schemas-microsoft-com:office:office" xmlns:r="http://schemas.openxmlformats.org/officeDocument/2006/relationships" xmlns:m="http://schemas.openxmlformats.org/officeDocument/2006/math" xmlns:v="urn:schemas-microsoft-com:vml" xmlns:wp14="http://schemas.microsoft.com/office/word/2010/wordprocessingDrawing" xmlns:wp="http://schemas.openxmlformats.org/drawingml/2006/wordprocessingDrawing" xmlns:w10="urn:schemas-microsoft-com:office:word" xmlns:w="http://schemas.openxmlformats.org/wordprocessingml/2006/main" xmlns:w14="http://schemas.microsoft.com/office/word/2010/wordml" xmlns:w15="http://schemas.microsoft.com/office/word/2012/wordml" xmlns:w16cex="http://schemas.microsoft.com/office/word/2018/wordml/cex" xmlns:w16cid="http://schemas.microsoft.com/office/word/2016/wordml/cid" xmlns:w16="http://schemas.microsoft.com/office/word/2018/wordml" xmlns:w16sdtdh="http://schemas.microsoft.com/office/word/2020/wordml/sdtdatahash" xmlns:w16se="http://schemas.microsoft.com/office/word/2015/wordml/symex" xmlns:wpg="http://schemas.microsoft.com/office/word/2010/wordprocessingGroup" xmlns:wpi="http://schemas.microsoft.com/office/word/2010/wordprocessingInk" xmlns:wne="http://schemas.microsoft.com/office/word/2006/wordml" xmlns:wps="http://schemas.microsoft.com/office/word/2010/wordprocessingShape" mc:Ignorable="w14 w15 w16se w16cid w16 w16cex w16sdtdh wp14">
+<w:ftr xmlns:wpc="http://schemas.microsoft.com/office/word/2010/wordprocessingCanvas" xmlns:cx="http://schemas.microsoft.com/office/drawing/2014/chartex" xmlns:cx1="http://schemas.microsoft.com/office/drawing/2015/9/8/chartex" xmlns:cx2="http://schemas.microsoft.com/office/drawing/2015/10/21/chartex" xmlns:cx3="http://schemas.microsoft.com/office/drawing/2016/5/9/chartex" xmlns:cx4="http://schemas.microsoft.com/office/drawing/2016/5/10/chartex" xmlns:cx5="http://schemas.microsoft.com/office/drawing/2016/5/11/chartex" xmlns:cx6="http://schemas.microsoft.com/office/drawing/2016/5/12/chartex" xmlns:cx7="http://schemas.microsoft.com/office/drawing/2016/5/13/chartex" xmlns:cx8="http://schemas.microsoft.com/office/drawing/2016/5/14/chartex" xmlns:mc="http://schemas.openxmlformats.org/markup-compatibility/2006" xmlns:aink="http://schemas.microsoft.com/office/drawing/2016/ink" xmlns:am3d="http://schemas.microsoft.com/office/drawing/2017/model3d" xmlns:o="urn:schemas-microsoft-com:office:office" xmlns:oel="http://schemas.microsoft.com/office/2019/extlst" xmlns:r="http://schemas.openxmlformats.org/officeDocument/2006/relationships" xmlns:m="http://schemas.openxmlformats.org/officeDocument/2006/math" xmlns:v="urn:schemas-microsoft-com:vml" xmlns:wp14="http://schemas.microsoft.com/office/word/2010/wordprocessingDrawing" xmlns:wp="http://schemas.openxmlformats.org/drawingml/2006/wordprocessingDrawing" xmlns:w10="urn:schemas-microsoft-com:office:word" xmlns:w="http://schemas.openxmlformats.org/wordprocessingml/2006/main" xmlns:w14="http://schemas.microsoft.com/office/word/2010/wordml" xmlns:w15="http://schemas.microsoft.com/office/word/2012/wordml" xmlns:w16cex="http://schemas.microsoft.com/office/word/2018/wordml/cex" xmlns:w16cid="http://schemas.microsoft.com/office/word/2016/wordml/cid" xmlns:w16="http://schemas.microsoft.com/office/word/2018/wordml" xmlns:w16du="http://schemas.microsoft.com/office/word/2023/wordml/word16du" xmlns:w16sdtdh="http://schemas.microsoft.com/office/word/2020/wordml/sdtdatahash" xmlns:w16sdtfl="http://schemas.microsoft.com/office/word/2024/wordml/sdtformatlock" xmlns:w16se="http://schemas.microsoft.com/office/word/2015/wordml/symex" xmlns:wpg="http://schemas.microsoft.com/office/word/2010/wordprocessingGroup" xmlns:wpi="http://schemas.microsoft.com/office/word/2010/wordprocessingInk" xmlns:wne="http://schemas.microsoft.com/office/word/2006/wordml" xmlns:wps="http://schemas.microsoft.com/office/word/2010/wordprocessingShape" mc:Ignorable="w14 w15 w16se w16cid w16 w16cex w16sdtdh w16sdtfl w16du wp14">
   <w:p>
     <w:pPr>
       <w:pStyle w:val="Piedepgina"/>
@@ -1231,7 +1190,7 @@
 </file>
 
 <file path=word/footer3.xml><?xml version="1.0" encoding="utf-8"?>
-<w:ftr xmlns:wpc="http://schemas.microsoft.com/office/word/2010/wordprocessingCanvas" xmlns:cx="http://schemas.microsoft.com/office/drawing/2014/chartex" xmlns:cx1="http://schemas.microsoft.com/office/drawing/2015/9/8/chartex" xmlns:cx2="http://schemas.microsoft.com/office/drawing/2015/10/21/chartex" xmlns:cx3="http://schemas.microsoft.com/office/drawing/2016/5/9/chartex" xmlns:cx4="http://schemas.microsoft.com/office/drawing/2016/5/10/chartex" xmlns:cx5="http://schemas.microsoft.com/office/drawing/2016/5/11/chartex" xmlns:cx6="http://schemas.microsoft.com/office/drawing/2016/5/12/chartex" xmlns:cx7="http://schemas.microsoft.com/office/drawing/2016/5/13/chartex" xmlns:cx8="http://schemas.microsoft.com/office/drawing/2016/5/14/chartex" xmlns:mc="http://schemas.openxmlformats.org/markup-compatibility/2006" xmlns:aink="http://schemas.microsoft.com/office/drawing/2016/ink" xmlns:am3d="http://schemas.microsoft.com/office/drawing/2017/model3d" xmlns:o="urn:schemas-microsoft-com:office:office" xmlns:r="http://schemas.openxmlformats.org/officeDocument/2006/relationships" xmlns:m="http://schemas.openxmlformats.org/officeDocument/2006/math" xmlns:v="urn:schemas-microsoft-com:vml" xmlns:wp14="http://schemas.microsoft.com/office/word/2010/wordprocessingDrawing" xmlns:wp="http://schemas.openxmlformats.org/drawingml/2006/wordprocessingDrawing" xmlns:w10="urn:schemas-microsoft-com:office:word" xmlns:w="http://schemas.openxmlformats.org/wordprocessingml/2006/main" xmlns:w14="http://schemas.microsoft.com/office/word/2010/wordml" xmlns:w15="http://schemas.microsoft.com/office/word/2012/wordml" xmlns:w16cex="http://schemas.microsoft.com/office/word/2018/wordml/cex" xmlns:w16cid="http://schemas.microsoft.com/office/word/2016/wordml/cid" xmlns:w16="http://schemas.microsoft.com/office/word/2018/wordml" xmlns:w16sdtdh="http://schemas.microsoft.com/office/word/2020/wordml/sdtdatahash" xmlns:w16se="http://schemas.microsoft.com/office/word/2015/wordml/symex" xmlns:wpg="http://schemas.microsoft.com/office/word/2010/wordprocessingGroup" xmlns:wpi="http://schemas.microsoft.com/office/word/2010/wordprocessingInk" xmlns:wne="http://schemas.microsoft.com/office/word/2006/wordml" xmlns:wps="http://schemas.microsoft.com/office/word/2010/wordprocessingShape" mc:Ignorable="w14 w15 w16se w16cid w16 w16cex w16sdtdh wp14">
+<w:ftr xmlns:wpc="http://schemas.microsoft.com/office/word/2010/wordprocessingCanvas" xmlns:cx="http://schemas.microsoft.com/office/drawing/2014/chartex" xmlns:cx1="http://schemas.microsoft.com/office/drawing/2015/9/8/chartex" xmlns:cx2="http://schemas.microsoft.com/office/drawing/2015/10/21/chartex" xmlns:cx3="http://schemas.microsoft.com/office/drawing/2016/5/9/chartex" xmlns:cx4="http://schemas.microsoft.com/office/drawing/2016/5/10/chartex" xmlns:cx5="http://schemas.microsoft.com/office/drawing/2016/5/11/chartex" xmlns:cx6="http://schemas.microsoft.com/office/drawing/2016/5/12/chartex" xmlns:cx7="http://schemas.microsoft.com/office/drawing/2016/5/13/chartex" xmlns:cx8="http://schemas.microsoft.com/office/drawing/2016/5/14/chartex" xmlns:mc="http://schemas.openxmlformats.org/markup-compatibility/2006" xmlns:aink="http://schemas.microsoft.com/office/drawing/2016/ink" xmlns:am3d="http://schemas.microsoft.com/office/drawing/2017/model3d" xmlns:o="urn:schemas-microsoft-com:office:office" xmlns:oel="http://schemas.microsoft.com/office/2019/extlst" xmlns:r="http://schemas.openxmlformats.org/officeDocument/2006/relationships" xmlns:m="http://schemas.openxmlformats.org/officeDocument/2006/math" xmlns:v="urn:schemas-microsoft-com:vml" xmlns:wp14="http://schemas.microsoft.com/office/word/2010/wordprocessingDrawing" xmlns:wp="http://schemas.openxmlformats.org/drawingml/2006/wordprocessingDrawing" xmlns:w10="urn:schemas-microsoft-com:office:word" xmlns:w="http://schemas.openxmlformats.org/wordprocessingml/2006/main" xmlns:w14="http://schemas.microsoft.com/office/word/2010/wordml" xmlns:w15="http://schemas.microsoft.com/office/word/2012/wordml" xmlns:w16cex="http://schemas.microsoft.com/office/word/2018/wordml/cex" xmlns:w16cid="http://schemas.microsoft.com/office/word/2016/wordml/cid" xmlns:w16="http://schemas.microsoft.com/office/word/2018/wordml" xmlns:w16du="http://schemas.microsoft.com/office/word/2023/wordml/word16du" xmlns:w16sdtdh="http://schemas.microsoft.com/office/word/2020/wordml/sdtdatahash" xmlns:w16sdtfl="http://schemas.microsoft.com/office/word/2024/wordml/sdtformatlock" xmlns:w16se="http://schemas.microsoft.com/office/word/2015/wordml/symex" xmlns:wpg="http://schemas.microsoft.com/office/word/2010/wordprocessingGroup" xmlns:wpi="http://schemas.microsoft.com/office/word/2010/wordprocessingInk" xmlns:wne="http://schemas.microsoft.com/office/word/2006/wordml" xmlns:wps="http://schemas.microsoft.com/office/word/2010/wordprocessingShape" mc:Ignorable="w14 w15 w16se w16cid w16 w16cex w16sdtdh w16sdtfl w16du wp14">
   <w:p>
     <w:pPr>
       <w:pStyle w:val="Piedepgina"/>
@@ -1241,7 +1200,7 @@
 </file>
 
 <file path=word/footnotes.xml><?xml version="1.0" encoding="utf-8"?>
-<w:footnotes xmlns:wpc="http://schemas.microsoft.com/office/word/2010/wordprocessingCanvas" xmlns:cx="http://schemas.microsoft.com/office/drawing/2014/chartex" xmlns:cx1="http://schemas.microsoft.com/office/drawing/2015/9/8/chartex" xmlns:cx2="http://schemas.microsoft.com/office/drawing/2015/10/21/chartex" xmlns:cx3="http://schemas.microsoft.com/office/drawing/2016/5/9/chartex" xmlns:cx4="http://schemas.microsoft.com/office/drawing/2016/5/10/chartex" xmlns:cx5="http://schemas.microsoft.com/office/drawing/2016/5/11/chartex" xmlns:cx6="http://schemas.microsoft.com/office/drawing/2016/5/12/chartex" xmlns:cx7="http://schemas.microsoft.com/office/drawing/2016/5/13/chartex" xmlns:cx8="http://schemas.microsoft.com/office/drawing/2016/5/14/chartex" xmlns:mc="http://schemas.openxmlformats.org/markup-compatibility/2006" xmlns:aink="http://schemas.microsoft.com/office/drawing/2016/ink" xmlns:am3d="http://schemas.microsoft.com/office/drawing/2017/model3d" xmlns:o="urn:schemas-microsoft-com:office:office" xmlns:r="http://schemas.openxmlformats.org/officeDocument/2006/relationships" xmlns:m="http://schemas.openxmlformats.org/officeDocument/2006/math" xmlns:v="urn:schemas-microsoft-com:vml" xmlns:wp14="http://schemas.microsoft.com/office/word/2010/wordprocessingDrawing" xmlns:wp="http://schemas.openxmlformats.org/drawingml/2006/wordprocessingDrawing" xmlns:w10="urn:schemas-microsoft-com:office:word" xmlns:w="http://schemas.openxmlformats.org/wordprocessingml/2006/main" xmlns:w14="http://schemas.microsoft.com/office/word/2010/wordml" xmlns:w15="http://schemas.microsoft.com/office/word/2012/wordml" xmlns:w16cex="http://schemas.microsoft.com/office/word/2018/wordml/cex" xmlns:w16cid="http://schemas.microsoft.com/office/word/2016/wordml/cid" xmlns:w16="http://schemas.microsoft.com/office/word/2018/wordml" xmlns:w16sdtdh="http://schemas.microsoft.com/office/word/2020/wordml/sdtdatahash" xmlns:w16se="http://schemas.microsoft.com/office/word/2015/wordml/symex" xmlns:wpg="http://schemas.microsoft.com/office/word/2010/wordprocessingGroup" xmlns:wpi="http://schemas.microsoft.com/office/word/2010/wordprocessingInk" xmlns:wne="http://schemas.microsoft.com/office/word/2006/wordml" xmlns:wps="http://schemas.microsoft.com/office/word/2010/wordprocessingShape" mc:Ignorable="w14 w15 w16se w16cid w16 w16cex w16sdtdh wp14">
+<w:footnotes xmlns:wpc="http://schemas.microsoft.com/office/word/2010/wordprocessingCanvas" xmlns:cx="http://schemas.microsoft.com/office/drawing/2014/chartex" xmlns:cx1="http://schemas.microsoft.com/office/drawing/2015/9/8/chartex" xmlns:cx2="http://schemas.microsoft.com/office/drawing/2015/10/21/chartex" xmlns:cx3="http://schemas.microsoft.com/office/drawing/2016/5/9/chartex" xmlns:cx4="http://schemas.microsoft.com/office/drawing/2016/5/10/chartex" xmlns:cx5="http://schemas.microsoft.com/office/drawing/2016/5/11/chartex" xmlns:cx6="http://schemas.microsoft.com/office/drawing/2016/5/12/chartex" xmlns:cx7="http://schemas.microsoft.com/office/drawing/2016/5/13/chartex" xmlns:cx8="http://schemas.microsoft.com/office/drawing/2016/5/14/chartex" xmlns:mc="http://schemas.openxmlformats.org/markup-compatibility/2006" xmlns:aink="http://schemas.microsoft.com/office/drawing/2016/ink" xmlns:am3d="http://schemas.microsoft.com/office/drawing/2017/model3d" xmlns:o="urn:schemas-microsoft-com:office:office" xmlns:oel="http://schemas.microsoft.com/office/2019/extlst" xmlns:r="http://schemas.openxmlformats.org/officeDocument/2006/relationships" xmlns:m="http://schemas.openxmlformats.org/officeDocument/2006/math" xmlns:v="urn:schemas-microsoft-com:vml" xmlns:wp14="http://schemas.microsoft.com/office/word/2010/wordprocessingDrawing" xmlns:wp="http://schemas.openxmlformats.org/drawingml/2006/wordprocessingDrawing" xmlns:w10="urn:schemas-microsoft-com:office:word" xmlns:w="http://schemas.openxmlformats.org/wordprocessingml/2006/main" xmlns:w14="http://schemas.microsoft.com/office/word/2010/wordml" xmlns:w15="http://schemas.microsoft.com/office/word/2012/wordml" xmlns:w16cex="http://schemas.microsoft.com/office/word/2018/wordml/cex" xmlns:w16cid="http://schemas.microsoft.com/office/word/2016/wordml/cid" xmlns:w16="http://schemas.microsoft.com/office/word/2018/wordml" xmlns:w16du="http://schemas.microsoft.com/office/word/2023/wordml/word16du" xmlns:w16sdtdh="http://schemas.microsoft.com/office/word/2020/wordml/sdtdatahash" xmlns:w16sdtfl="http://schemas.microsoft.com/office/word/2024/wordml/sdtformatlock" xmlns:w16se="http://schemas.microsoft.com/office/word/2015/wordml/symex" xmlns:wpg="http://schemas.microsoft.com/office/word/2010/wordprocessingGroup" xmlns:wpi="http://schemas.microsoft.com/office/word/2010/wordprocessingInk" xmlns:wne="http://schemas.microsoft.com/office/word/2006/wordml" xmlns:wps="http://schemas.microsoft.com/office/word/2010/wordprocessingShape" mc:Ignorable="w14 w15 w16se w16cid w16 w16cex w16sdtdh w16sdtfl w16du wp14">
   <w:footnote w:type="separator" w:id="-1">
     <w:p>
       <w:pPr>
@@ -1266,7 +1225,7 @@
 </file>
 
 <file path=word/header1.xml><?xml version="1.0" encoding="utf-8"?>
-<w:hdr xmlns:wpc="http://schemas.microsoft.com/office/word/2010/wordprocessingCanvas" xmlns:cx="http://schemas.microsoft.com/office/drawing/2014/chartex" xmlns:cx1="http://schemas.microsoft.com/office/drawing/2015/9/8/chartex" xmlns:cx2="http://schemas.microsoft.com/office/drawing/2015/10/21/chartex" xmlns:cx3="http://schemas.microsoft.com/office/drawing/2016/5/9/chartex" xmlns:cx4="http://schemas.microsoft.com/office/drawing/2016/5/10/chartex" xmlns:cx5="http://schemas.microsoft.com/office/drawing/2016/5/11/chartex" xmlns:cx6="http://schemas.microsoft.com/office/drawing/2016/5/12/chartex" xmlns:cx7="http://schemas.microsoft.com/office/drawing/2016/5/13/chartex" xmlns:cx8="http://schemas.microsoft.com/office/drawing/2016/5/14/chartex" xmlns:mc="http://schemas.openxmlformats.org/markup-compatibility/2006" xmlns:aink="http://schemas.microsoft.com/office/drawing/2016/ink" xmlns:am3d="http://schemas.microsoft.com/office/drawing/2017/model3d" xmlns:o="urn:schemas-microsoft-com:office:office" xmlns:r="http://schemas.openxmlformats.org/officeDocument/2006/relationships" xmlns:m="http://schemas.openxmlformats.org/officeDocument/2006/math" xmlns:v="urn:schemas-microsoft-com:vml" xmlns:wp14="http://schemas.microsoft.com/office/word/2010/wordprocessingDrawing" xmlns:wp="http://schemas.openxmlformats.org/drawingml/2006/wordprocessingDrawing" xmlns:w10="urn:schemas-microsoft-com:office:word" xmlns:w="http://schemas.openxmlformats.org/wordprocessingml/2006/main" xmlns:w14="http://schemas.microsoft.com/office/word/2010/wordml" xmlns:w15="http://schemas.microsoft.com/office/word/2012/wordml" xmlns:w16cex="http://schemas.microsoft.com/office/word/2018/wordml/cex" xmlns:w16cid="http://schemas.microsoft.com/office/word/2016/wordml/cid" xmlns:w16="http://schemas.microsoft.com/office/word/2018/wordml" xmlns:w16sdtdh="http://schemas.microsoft.com/office/word/2020/wordml/sdtdatahash" xmlns:w16se="http://schemas.microsoft.com/office/word/2015/wordml/symex" xmlns:wpg="http://schemas.microsoft.com/office/word/2010/wordprocessingGroup" xmlns:wpi="http://schemas.microsoft.com/office/word/2010/wordprocessingInk" xmlns:wne="http://schemas.microsoft.com/office/word/2006/wordml" xmlns:wps="http://schemas.microsoft.com/office/word/2010/wordprocessingShape" mc:Ignorable="w14 w15 w16se w16cid w16 w16cex w16sdtdh wp14">
+<w:hdr xmlns:wpc="http://schemas.microsoft.com/office/word/2010/wordprocessingCanvas" xmlns:cx="http://schemas.microsoft.com/office/drawing/2014/chartex" xmlns:cx1="http://schemas.microsoft.com/office/drawing/2015/9/8/chartex" xmlns:cx2="http://schemas.microsoft.com/office/drawing/2015/10/21/chartex" xmlns:cx3="http://schemas.microsoft.com/office/drawing/2016/5/9/chartex" xmlns:cx4="http://schemas.microsoft.com/office/drawing/2016/5/10/chartex" xmlns:cx5="http://schemas.microsoft.com/office/drawing/2016/5/11/chartex" xmlns:cx6="http://schemas.microsoft.com/office/drawing/2016/5/12/chartex" xmlns:cx7="http://schemas.microsoft.com/office/drawing/2016/5/13/chartex" xmlns:cx8="http://schemas.microsoft.com/office/drawing/2016/5/14/chartex" xmlns:mc="http://schemas.openxmlformats.org/markup-compatibility/2006" xmlns:aink="http://schemas.microsoft.com/office/drawing/2016/ink" xmlns:am3d="http://schemas.microsoft.com/office/drawing/2017/model3d" xmlns:o="urn:schemas-microsoft-com:office:office" xmlns:oel="http://schemas.microsoft.com/office/2019/extlst" xmlns:r="http://schemas.openxmlformats.org/officeDocument/2006/relationships" xmlns:m="http://schemas.openxmlformats.org/officeDocument/2006/math" xmlns:v="urn:schemas-microsoft-com:vml" xmlns:wp14="http://schemas.microsoft.com/office/word/2010/wordprocessingDrawing" xmlns:wp="http://schemas.openxmlformats.org/drawingml/2006/wordprocessingDrawing" xmlns:w10="urn:schemas-microsoft-com:office:word" xmlns:w="http://schemas.openxmlformats.org/wordprocessingml/2006/main" xmlns:w14="http://schemas.microsoft.com/office/word/2010/wordml" xmlns:w15="http://schemas.microsoft.com/office/word/2012/wordml" xmlns:w16cex="http://schemas.microsoft.com/office/word/2018/wordml/cex" xmlns:w16cid="http://schemas.microsoft.com/office/word/2016/wordml/cid" xmlns:w16="http://schemas.microsoft.com/office/word/2018/wordml" xmlns:w16du="http://schemas.microsoft.com/office/word/2023/wordml/word16du" xmlns:w16sdtdh="http://schemas.microsoft.com/office/word/2020/wordml/sdtdatahash" xmlns:w16sdtfl="http://schemas.microsoft.com/office/word/2024/wordml/sdtformatlock" xmlns:w16se="http://schemas.microsoft.com/office/word/2015/wordml/symex" xmlns:wpg="http://schemas.microsoft.com/office/word/2010/wordprocessingGroup" xmlns:wpi="http://schemas.microsoft.com/office/word/2010/wordprocessingInk" xmlns:wne="http://schemas.microsoft.com/office/word/2006/wordml" xmlns:wps="http://schemas.microsoft.com/office/word/2010/wordprocessingShape" mc:Ignorable="w14 w15 w16se w16cid w16 w16cex w16sdtdh w16sdtfl w16du wp14">
   <w:p>
     <w:pPr>
       <w:pStyle w:val="Encabezado"/>
@@ -1312,7 +1271,7 @@
 </file>
 
 <file path=word/header2.xml><?xml version="1.0" encoding="utf-8"?>
-<w:hdr xmlns:wpc="http://schemas.microsoft.com/office/word/2010/wordprocessingCanvas" xmlns:cx="http://schemas.microsoft.com/office/drawing/2014/chartex" xmlns:cx1="http://schemas.microsoft.com/office/drawing/2015/9/8/chartex" xmlns:cx2="http://schemas.microsoft.com/office/drawing/2015/10/21/chartex" xmlns:cx3="http://schemas.microsoft.com/office/drawing/2016/5/9/chartex" xmlns:cx4="http://schemas.microsoft.com/office/drawing/2016/5/10/chartex" xmlns:cx5="http://schemas.microsoft.com/office/drawing/2016/5/11/chartex" xmlns:cx6="http://schemas.microsoft.com/office/drawing/2016/5/12/chartex" xmlns:cx7="http://schemas.microsoft.com/office/drawing/2016/5/13/chartex" xmlns:cx8="http://schemas.microsoft.com/office/drawing/2016/5/14/chartex" xmlns:mc="http://schemas.openxmlformats.org/markup-compatibility/2006" xmlns:aink="http://schemas.microsoft.com/office/drawing/2016/ink" xmlns:am3d="http://schemas.microsoft.com/office/drawing/2017/model3d" xmlns:o="urn:schemas-microsoft-com:office:office" xmlns:r="http://schemas.openxmlformats.org/officeDocument/2006/relationships" xmlns:m="http://schemas.openxmlformats.org/officeDocument/2006/math" xmlns:v="urn:schemas-microsoft-com:vml" xmlns:wp14="http://schemas.microsoft.com/office/word/2010/wordprocessingDrawing" xmlns:wp="http://schemas.openxmlformats.org/drawingml/2006/wordprocessingDrawing" xmlns:w10="urn:schemas-microsoft-com:office:word" xmlns:w="http://schemas.openxmlformats.org/wordprocessingml/2006/main" xmlns:w14="http://schemas.microsoft.com/office/word/2010/wordml" xmlns:w15="http://schemas.microsoft.com/office/word/2012/wordml" xmlns:w16cex="http://schemas.microsoft.com/office/word/2018/wordml/cex" xmlns:w16cid="http://schemas.microsoft.com/office/word/2016/wordml/cid" xmlns:w16="http://schemas.microsoft.com/office/word/2018/wordml" xmlns:w16sdtdh="http://schemas.microsoft.com/office/word/2020/wordml/sdtdatahash" xmlns:w16se="http://schemas.microsoft.com/office/word/2015/wordml/symex" xmlns:wpg="http://schemas.microsoft.com/office/word/2010/wordprocessingGroup" xmlns:wpi="http://schemas.microsoft.com/office/word/2010/wordprocessingInk" xmlns:wne="http://schemas.microsoft.com/office/word/2006/wordml" xmlns:wps="http://schemas.microsoft.com/office/word/2010/wordprocessingShape" mc:Ignorable="w14 w15 w16se w16cid w16 w16cex w16sdtdh wp14">
+<w:hdr xmlns:wpc="http://schemas.microsoft.com/office/word/2010/wordprocessingCanvas" xmlns:cx="http://schemas.microsoft.com/office/drawing/2014/chartex" xmlns:cx1="http://schemas.microsoft.com/office/drawing/2015/9/8/chartex" xmlns:cx2="http://schemas.microsoft.com/office/drawing/2015/10/21/chartex" xmlns:cx3="http://schemas.microsoft.com/office/drawing/2016/5/9/chartex" xmlns:cx4="http://schemas.microsoft.com/office/drawing/2016/5/10/chartex" xmlns:cx5="http://schemas.microsoft.com/office/drawing/2016/5/11/chartex" xmlns:cx6="http://schemas.microsoft.com/office/drawing/2016/5/12/chartex" xmlns:cx7="http://schemas.microsoft.com/office/drawing/2016/5/13/chartex" xmlns:cx8="http://schemas.microsoft.com/office/drawing/2016/5/14/chartex" xmlns:mc="http://schemas.openxmlformats.org/markup-compatibility/2006" xmlns:aink="http://schemas.microsoft.com/office/drawing/2016/ink" xmlns:am3d="http://schemas.microsoft.com/office/drawing/2017/model3d" xmlns:o="urn:schemas-microsoft-com:office:office" xmlns:oel="http://schemas.microsoft.com/office/2019/extlst" xmlns:r="http://schemas.openxmlformats.org/officeDocument/2006/relationships" xmlns:m="http://schemas.openxmlformats.org/officeDocument/2006/math" xmlns:v="urn:schemas-microsoft-com:vml" xmlns:wp14="http://schemas.microsoft.com/office/word/2010/wordprocessingDrawing" xmlns:wp="http://schemas.openxmlformats.org/drawingml/2006/wordprocessingDrawing" xmlns:w10="urn:schemas-microsoft-com:office:word" xmlns:w="http://schemas.openxmlformats.org/wordprocessingml/2006/main" xmlns:w14="http://schemas.microsoft.com/office/word/2010/wordml" xmlns:w15="http://schemas.microsoft.com/office/word/2012/wordml" xmlns:w16cex="http://schemas.microsoft.com/office/word/2018/wordml/cex" xmlns:w16cid="http://schemas.microsoft.com/office/word/2016/wordml/cid" xmlns:w16="http://schemas.microsoft.com/office/word/2018/wordml" xmlns:w16du="http://schemas.microsoft.com/office/word/2023/wordml/word16du" xmlns:w16sdtdh="http://schemas.microsoft.com/office/word/2020/wordml/sdtdatahash" xmlns:w16sdtfl="http://schemas.microsoft.com/office/word/2024/wordml/sdtformatlock" xmlns:w16se="http://schemas.microsoft.com/office/word/2015/wordml/symex" xmlns:wpg="http://schemas.microsoft.com/office/word/2010/wordprocessingGroup" xmlns:wpi="http://schemas.microsoft.com/office/word/2010/wordprocessingInk" xmlns:wne="http://schemas.microsoft.com/office/word/2006/wordml" xmlns:wps="http://schemas.microsoft.com/office/word/2010/wordprocessingShape" mc:Ignorable="w14 w15 w16se w16cid w16 w16cex w16sdtdh w16sdtfl w16du wp14">
   <w:p>
     <w:pPr>
       <w:pStyle w:val="Encabezado"/>
@@ -1358,7 +1317,7 @@
 </file>
 
 <file path=word/header3.xml><?xml version="1.0" encoding="utf-8"?>
-<w:hdr xmlns:wpc="http://schemas.microsoft.com/office/word/2010/wordprocessingCanvas" xmlns:cx="http://schemas.microsoft.com/office/drawing/2014/chartex" xmlns:cx1="http://schemas.microsoft.com/office/drawing/2015/9/8/chartex" xmlns:cx2="http://schemas.microsoft.com/office/drawing/2015/10/21/chartex" xmlns:cx3="http://schemas.microsoft.com/office/drawing/2016/5/9/chartex" xmlns:cx4="http://schemas.microsoft.com/office/drawing/2016/5/10/chartex" xmlns:cx5="http://schemas.microsoft.com/office/drawing/2016/5/11/chartex" xmlns:cx6="http://schemas.microsoft.com/office/drawing/2016/5/12/chartex" xmlns:cx7="http://schemas.microsoft.com/office/drawing/2016/5/13/chartex" xmlns:cx8="http://schemas.microsoft.com/office/drawing/2016/5/14/chartex" xmlns:mc="http://schemas.openxmlformats.org/markup-compatibility/2006" xmlns:aink="http://schemas.microsoft.com/office/drawing/2016/ink" xmlns:am3d="http://schemas.microsoft.com/office/drawing/2017/model3d" xmlns:o="urn:schemas-microsoft-com:office:office" xmlns:r="http://schemas.openxmlformats.org/officeDocument/2006/relationships" xmlns:m="http://schemas.openxmlformats.org/officeDocument/2006/math" xmlns:v="urn:schemas-microsoft-com:vml" xmlns:wp14="http://schemas.microsoft.com/office/word/2010/wordprocessingDrawing" xmlns:wp="http://schemas.openxmlformats.org/drawingml/2006/wordprocessingDrawing" xmlns:w10="urn:schemas-microsoft-com:office:word" xmlns:w="http://schemas.openxmlformats.org/wordprocessingml/2006/main" xmlns:w14="http://schemas.microsoft.com/office/word/2010/wordml" xmlns:w15="http://schemas.microsoft.com/office/word/2012/wordml" xmlns:w16cex="http://schemas.microsoft.com/office/word/2018/wordml/cex" xmlns:w16cid="http://schemas.microsoft.com/office/word/2016/wordml/cid" xmlns:w16="http://schemas.microsoft.com/office/word/2018/wordml" xmlns:w16sdtdh="http://schemas.microsoft.com/office/word/2020/wordml/sdtdatahash" xmlns:w16se="http://schemas.microsoft.com/office/word/2015/wordml/symex" xmlns:wpg="http://schemas.microsoft.com/office/word/2010/wordprocessingGroup" xmlns:wpi="http://schemas.microsoft.com/office/word/2010/wordprocessingInk" xmlns:wne="http://schemas.microsoft.com/office/word/2006/wordml" xmlns:wps="http://schemas.microsoft.com/office/word/2010/wordprocessingShape" mc:Ignorable="w14 w15 w16se w16cid w16 w16cex w16sdtdh wp14">
+<w:hdr xmlns:wpc="http://schemas.microsoft.com/office/word/2010/wordprocessingCanvas" xmlns:cx="http://schemas.microsoft.com/office/drawing/2014/chartex" xmlns:cx1="http://schemas.microsoft.com/office/drawing/2015/9/8/chartex" xmlns:cx2="http://schemas.microsoft.com/office/drawing/2015/10/21/chartex" xmlns:cx3="http://schemas.microsoft.com/office/drawing/2016/5/9/chartex" xmlns:cx4="http://schemas.microsoft.com/office/drawing/2016/5/10/chartex" xmlns:cx5="http://schemas.microsoft.com/office/drawing/2016/5/11/chartex" xmlns:cx6="http://schemas.microsoft.com/office/drawing/2016/5/12/chartex" xmlns:cx7="http://schemas.microsoft.com/office/drawing/2016/5/13/chartex" xmlns:cx8="http://schemas.microsoft.com/office/drawing/2016/5/14/chartex" xmlns:mc="http://schemas.openxmlformats.org/markup-compatibility/2006" xmlns:aink="http://schemas.microsoft.com/office/drawing/2016/ink" xmlns:am3d="http://schemas.microsoft.com/office/drawing/2017/model3d" xmlns:o="urn:schemas-microsoft-com:office:office" xmlns:oel="http://schemas.microsoft.com/office/2019/extlst" xmlns:r="http://schemas.openxmlformats.org/officeDocument/2006/relationships" xmlns:m="http://schemas.openxmlformats.org/officeDocument/2006/math" xmlns:v="urn:schemas-microsoft-com:vml" xmlns:wp14="http://schemas.microsoft.com/office/word/2010/wordprocessingDrawing" xmlns:wp="http://schemas.openxmlformats.org/drawingml/2006/wordprocessingDrawing" xmlns:w10="urn:schemas-microsoft-com:office:word" xmlns:w="http://schemas.openxmlformats.org/wordprocessingml/2006/main" xmlns:w14="http://schemas.microsoft.com/office/word/2010/wordml" xmlns:w15="http://schemas.microsoft.com/office/word/2012/wordml" xmlns:w16cex="http://schemas.microsoft.com/office/word/2018/wordml/cex" xmlns:w16cid="http://schemas.microsoft.com/office/word/2016/wordml/cid" xmlns:w16="http://schemas.microsoft.com/office/word/2018/wordml" xmlns:w16du="http://schemas.microsoft.com/office/word/2023/wordml/word16du" xmlns:w16sdtdh="http://schemas.microsoft.com/office/word/2020/wordml/sdtdatahash" xmlns:w16sdtfl="http://schemas.microsoft.com/office/word/2024/wordml/sdtformatlock" xmlns:w16se="http://schemas.microsoft.com/office/word/2015/wordml/symex" xmlns:wpg="http://schemas.microsoft.com/office/word/2010/wordprocessingGroup" xmlns:wpi="http://schemas.microsoft.com/office/word/2010/wordprocessingInk" xmlns:wne="http://schemas.microsoft.com/office/word/2006/wordml" xmlns:wps="http://schemas.microsoft.com/office/word/2010/wordprocessingShape" mc:Ignorable="w14 w15 w16se w16cid w16 w16cex w16sdtdh w16sdtfl w16du wp14">
   <w:p>
     <w:pPr>
       <w:pStyle w:val="Encabezado"/>
@@ -1404,7 +1363,7 @@
 </file>
 
 <file path=word/styles.xml><?xml version="1.0" encoding="utf-8"?>
-<w:styles xmlns:mc="http://schemas.openxmlformats.org/markup-compatibility/2006" xmlns:r="http://schemas.openxmlformats.org/officeDocument/2006/relationships" xmlns:w="http://schemas.openxmlformats.org/wordprocessingml/2006/main" xmlns:w14="http://schemas.microsoft.com/office/word/2010/wordml" xmlns:w15="http://schemas.microsoft.com/office/word/2012/wordml" xmlns:w16cex="http://schemas.microsoft.com/office/word/2018/wordml/cex" xmlns:w16cid="http://schemas.microsoft.com/office/word/2016/wordml/cid" xmlns:w16="http://schemas.microsoft.com/office/word/2018/wordml" xmlns:w16sdtdh="http://schemas.microsoft.com/office/word/2020/wordml/sdtdatahash" xmlns:w16se="http://schemas.microsoft.com/office/word/2015/wordml/symex" mc:Ignorable="w14 w15 w16se w16cid w16 w16cex w16sdtdh">
+<w:styles xmlns:mc="http://schemas.openxmlformats.org/markup-compatibility/2006" xmlns:r="http://schemas.openxmlformats.org/officeDocument/2006/relationships" xmlns:w="http://schemas.openxmlformats.org/wordprocessingml/2006/main" xmlns:w14="http://schemas.microsoft.com/office/word/2010/wordml" xmlns:w15="http://schemas.microsoft.com/office/word/2012/wordml" xmlns:w16cex="http://schemas.microsoft.com/office/word/2018/wordml/cex" xmlns:w16cid="http://schemas.microsoft.com/office/word/2016/wordml/cid" xmlns:w16="http://schemas.microsoft.com/office/word/2018/wordml" xmlns:w16du="http://schemas.microsoft.com/office/word/2023/wordml/word16du" xmlns:w16sdtdh="http://schemas.microsoft.com/office/word/2020/wordml/sdtdatahash" xmlns:w16sdtfl="http://schemas.microsoft.com/office/word/2024/wordml/sdtformatlock" xmlns:w16se="http://schemas.microsoft.com/office/word/2015/wordml/symex" mc:Ignorable="w14 w15 w16se w16cid w16 w16cex w16sdtdh w16sdtfl w16du">
   <w:docDefaults>
     <w:rPrDefault>
       <w:rPr>
@@ -1809,7 +1768,6 @@
   <w:style w:type="character" w:default="1" w:styleId="Fuentedeprrafopredeter">
     <w:name w:val="Default Paragraph Font"/>
     <w:uiPriority w:val="1"/>
-    <w:semiHidden/>
     <w:unhideWhenUsed/>
   </w:style>
   <w:style w:type="table" w:default="1" w:styleId="Tablanormal">
